--- a/AD-GroupMembership-Export/AD Access Report - Quick Guide.docx
+++ b/AD-GroupMembership-Export/AD Access Report - Quick Guide.docx
@@ -807,7 +807,7 @@
           <w:sz w:val="26"/>
           <w:szCs w:val="26"/>
         </w:rPr>
-        <w:t xml:space="preserve">Escalate to Level 2 if…</w:t>
+        <w:t xml:space="preserve">Hand it to whoever looks after Active Directory if…</w:t>
       </w:r>
     </w:p>
     <w:p>
@@ -922,7 +922,7 @@
           <w:sz w:val="19"/>
           <w:szCs w:val="19"/>
         </w:rPr>
-        <w:t xml:space="preserve">Full guide with screenshots: AD Access Report - Service Desk Guide.docx, in the same folder.</w:t>
+        <w:t xml:space="preserve">Full guide with screenshots: AD Access Report - User Guide.docx, in the same folder.</w:t>
       </w:r>
     </w:p>
     <w:sectPr>
